--- a/resources/eligibility-criteria-template.docx
+++ b/resources/eligibility-criteria-template.docx
@@ -1111,7 +1111,7 @@
     </w:tbl>
     <w:sectPr>
       <w:pgSz w:w="12240" w:h="15840"/>
-      <w:pgMar w:top="1440" w:right="1800" w:bottom="1440" w:left="1800"/>
+      <w:pgMar w:top="1440" w:right="1152" w:bottom="1440" w:left="1152"/>
     </w:sectPr>
   </w:body>
 </w:document>

--- a/resources/eligibility-criteria-template.docx
+++ b/resources/eligibility-criteria-template.docx
@@ -83,7 +83,7 @@
                 <w:b w:val="0"/>
                 <w:sz w:val="22"/>
               </w:rPr>
-              <w:t>CMC- Engg. - SE-{{Zone Abbr}}- {{Name of the work}} - Estimate Cost- Rs.{{Estimate Lakhs}} Lakhs – Eligibility criteria submitted for approval – Req-Reg.</w:t>
+              <w:t>{{Corporation}}- Engg. - SE-{{Zone Abbr}}- {{Name of the work}} - Estimate Cost- Rs.{{Estimate Lakhs}} Lakhs – Eligibility criteria submitted for approval – Req-Reg.</w:t>
             </w:r>
           </w:p>
         </w:tc>
@@ -201,7 +201,7 @@
                 <w:b w:val="0"/>
                 <w:sz w:val="22"/>
               </w:rPr>
-              <w:t>2. T.S.No.{{TS No}}/SE/{{Zone Abbr}}/CMC/{{Financial year}}, Dated: {{TS Date}}.</w:t>
+              <w:t>2. T.S.No.{{TS No}}/SE/{{Zone Abbr}}/{{Corporation}}/{{Financial year}}, Dated: {{TS Date}}.</w:t>
             </w:r>
           </w:p>
         </w:tc>
@@ -488,7 +488,7 @@
                 <w:rFonts w:ascii="Times New Roman" w:hAnsi="Times New Roman"/>
                 <w:sz w:val="22"/>
               </w:rPr>
-              <w:t>Rs.{{EMD 1%}} /- in form of Online payment/BG (Valid for 6 Months)/ Challan in favour of Commissioner, CMC from any Nationalized/ Commercial Scheduled Banks only.</w:t>
+              <w:t>Rs.{{EMD 1%}} /- in form of Online payment/BG (Valid for 6 Months)/ Challan in favour of Commissioner, {{Corporation}} from any Nationalized/ Commercial Scheduled Banks only.</w:t>
             </w:r>
           </w:p>
         </w:tc>
@@ -1103,7 +1103,7 @@
                 <w:b/>
                 <w:color w:val="000000"/>
               </w:rPr>
-              <w:t xml:space="preserve">{{Zone}} Zone, CMC</w:t>
+              <w:t xml:space="preserve">{{Zone}} Zone, {{Corporation}}</w:t>
             </w:r>
           </w:p>
         </w:tc>
